--- a/public/evrak/ogretmenler-kurulu-tutanaklari/GNL-OKR-OKT-004_Ara_Toplanti_Sosyal_Etkinlikler_Eylem_Plani_Ogretmenler_Kurulu_Tutanagi_2026-2027_v1.0.docx
+++ b/public/evrak/ogretmenler-kurulu-tutanaklari/GNL-OKR-OKT-004_Ara_Toplanti_Sosyal_Etkinlikler_Eylem_Plani_Ogretmenler_Kurulu_Tutanagi_2026-2027_v1.0.docx
@@ -222,7 +222,7 @@
                 <w:i w:val="0"/>
                 <w:sz w:val="18"/>
               </w:rPr>
-              <w:t>• Bu belge, okulapp.org üzerinde yayımlanan GENEL TUTANAK ŞABLONU setinin parçasıdır (sürüm: 2026.09 (14.09.2026)). Resmî bir Bakanlık belgesi değildir; okulun şartlarına ve toplantıda gerçekten görüşülen hususlara göre uyarlanır. Metindeki mevzuat atıfları 28.08.2026 tarihi itibarıyla yürürlükteki hükümlere göre yazılmıştır; kullanmadan önce güncelliği kontrol ediniz. Lisans: CC BY 4.0 — kaynak gösterilerek kullanılabilir ve uyarlanabilir.</w:t>
+              <w:t>• Bu belge, okulapp.org üzerinde yayımlanan GENEL TUTANAK ŞABLONU setinin parçasıdır (sürüm: 2026.09.1 (22.09.2026)). Resmî bir Bakanlık belgesi değildir; okulun şartlarına ve toplantıda gerçekten görüşülen hususlara göre uyarlanır. Metindeki mevzuat atıfları 28.08.2026 tarihi itibarıyla yürürlükteki hükümlere göre yazılmıştır; kullanmadan önce güncelliği kontrol ediniz. Lisans: CC BY 4.0 — kaynak gösterilerek kullanılabilir ve uyarlanabilir.</w:t>
             </w:r>
           </w:p>
           <w:p>
